--- a/CNTT7_DangDucTin_De5.docx
+++ b/CNTT7_DangDucTin_De5.docx
@@ -1058,15 +1058,7 @@
                 <w:sz w:val="24"/>
                 <w:szCs w:val="24"/>
               </w:rPr>
-              <w:t xml:space="preserve">Là nhân viên điều phối, tôi muốn </w:t>
-            </w:r>
-            <w:r>
-              <w:rPr>
-                <w:rFonts w:ascii="Times New Roman" w:eastAsia="Times New Roman" w:hAnsi="Times New Roman" w:cs="Times New Roman"/>
-                <w:sz w:val="24"/>
-                <w:szCs w:val="24"/>
-              </w:rPr>
-              <w:t xml:space="preserve">theo dõi mức đầy thùng rác qua cảm biến theo thời gian thực trên bản đồ, để kịp thời điều chỉnh và bổ sung </w:t>
+              <w:t xml:space="preserve">Là nhân viên điều phối, tôi muốn theo dõi mức đầy thùng rác qua cảm biến theo thời gian thực trên bản đồ, để kịp thời điều chỉnh và bổ sung </w:t>
             </w:r>
             <w:r>
               <w:rPr>
@@ -3328,7 +3320,6 @@
                 <w:rFonts w:ascii="Times New Roman" w:eastAsia="Times New Roman" w:hAnsi="Times New Roman" w:cs="Times New Roman"/>
                 <w:sz w:val="24"/>
                 <w:szCs w:val="24"/>
-                <w:lang w:val="en-US"/>
               </w:rPr>
             </w:pPr>
             <w:r>
@@ -3354,15 +3345,13 @@
                 <w:rFonts w:ascii="Times New Roman" w:eastAsia="Times New Roman" w:hAnsi="Times New Roman" w:cs="Times New Roman"/>
                 <w:sz w:val="24"/>
                 <w:szCs w:val="24"/>
-                <w:lang w:val="en-US"/>
-              </w:rPr>
-            </w:pPr>
-            <w:r>
-              <w:rPr>
-                <w:rFonts w:ascii="Times New Roman" w:eastAsia="Times New Roman" w:hAnsi="Times New Roman" w:cs="Times New Roman"/>
-                <w:sz w:val="24"/>
-                <w:szCs w:val="24"/>
-                <w:lang w:val="en-US"/>
+              </w:rPr>
+            </w:pPr>
+            <w:r>
+              <w:rPr>
+                <w:rFonts w:ascii="Times New Roman" w:eastAsia="Times New Roman" w:hAnsi="Times New Roman" w:cs="Times New Roman"/>
+                <w:sz w:val="24"/>
+                <w:szCs w:val="24"/>
               </w:rPr>
               <w:t xml:space="preserve">DoD </w:t>
             </w:r>
@@ -3371,18 +3360,8 @@
                 <w:rFonts w:ascii="Times New Roman" w:eastAsia="Times New Roman" w:hAnsi="Times New Roman" w:cs="Times New Roman"/>
                 <w:sz w:val="24"/>
                 <w:szCs w:val="24"/>
-                <w:lang w:val="en-US"/>
-              </w:rPr>
-              <w:t>là tiêu chí chung của mọi</w:t>
-            </w:r>
-            <w:r>
-              <w:rPr>
-                <w:rFonts w:ascii="Times New Roman" w:eastAsia="Times New Roman" w:hAnsi="Times New Roman" w:cs="Times New Roman"/>
-                <w:sz w:val="24"/>
-                <w:szCs w:val="24"/>
-                <w:lang w:val="en-US"/>
-              </w:rPr>
-              <w:t xml:space="preserve"> User Story</w:t>
+              </w:rPr>
+              <w:t>là tiêu chí chung của mọi User Story</w:t>
             </w:r>
           </w:p>
         </w:tc>
@@ -4386,8 +4365,126 @@
                 <w:rFonts w:ascii="Times New Roman" w:eastAsia="Times New Roman" w:hAnsi="Times New Roman" w:cs="Times New Roman"/>
                 <w:sz w:val="24"/>
                 <w:szCs w:val="24"/>
-              </w:rPr>
-            </w:pPr>
+                <w:lang w:val="en-US"/>
+              </w:rPr>
+            </w:pPr>
+            <w:r>
+              <w:rPr>
+                <w:rFonts w:ascii="Times New Roman" w:eastAsia="Times New Roman" w:hAnsi="Times New Roman" w:cs="Times New Roman"/>
+                <w:sz w:val="24"/>
+                <w:szCs w:val="24"/>
+                <w:lang w:val="en-US"/>
+              </w:rPr>
+              <w:t>B1</w:t>
+            </w:r>
+          </w:p>
+          <w:p>
+            <w:pPr>
+              <w:pBdr>
+                <w:top w:val="nil"/>
+                <w:left w:val="nil"/>
+                <w:bottom w:val="nil"/>
+                <w:right w:val="nil"/>
+                <w:between w:val="nil"/>
+              </w:pBdr>
+              <w:spacing w:line="276" w:lineRule="auto"/>
+              <w:rPr>
+                <w:rFonts w:ascii="Times New Roman" w:eastAsia="Times New Roman" w:hAnsi="Times New Roman" w:cs="Times New Roman"/>
+                <w:sz w:val="24"/>
+                <w:szCs w:val="24"/>
+                <w:lang w:val="en-US"/>
+              </w:rPr>
+            </w:pPr>
+            <w:r>
+              <w:rPr>
+                <w:rFonts w:ascii="Times New Roman" w:eastAsia="Times New Roman" w:hAnsi="Times New Roman" w:cs="Times New Roman"/>
+                <w:sz w:val="24"/>
+                <w:szCs w:val="24"/>
+                <w:lang w:val="en-US"/>
+              </w:rPr>
+              <w:t>B2</w:t>
+            </w:r>
+          </w:p>
+          <w:p>
+            <w:pPr>
+              <w:pBdr>
+                <w:top w:val="nil"/>
+                <w:left w:val="nil"/>
+                <w:bottom w:val="nil"/>
+                <w:right w:val="nil"/>
+                <w:between w:val="nil"/>
+              </w:pBdr>
+              <w:spacing w:line="276" w:lineRule="auto"/>
+              <w:rPr>
+                <w:rFonts w:ascii="Times New Roman" w:eastAsia="Times New Roman" w:hAnsi="Times New Roman" w:cs="Times New Roman"/>
+                <w:sz w:val="24"/>
+                <w:szCs w:val="24"/>
+                <w:lang w:val="en-US"/>
+              </w:rPr>
+            </w:pPr>
+            <w:r>
+              <w:rPr>
+                <w:rFonts w:ascii="Times New Roman" w:eastAsia="Times New Roman" w:hAnsi="Times New Roman" w:cs="Times New Roman"/>
+                <w:sz w:val="24"/>
+                <w:szCs w:val="24"/>
+                <w:lang w:val="en-US"/>
+              </w:rPr>
+              <w:t>B3</w:t>
+            </w:r>
+          </w:p>
+          <w:p>
+            <w:pPr>
+              <w:pBdr>
+                <w:top w:val="nil"/>
+                <w:left w:val="nil"/>
+                <w:bottom w:val="nil"/>
+                <w:right w:val="nil"/>
+                <w:between w:val="nil"/>
+              </w:pBdr>
+              <w:spacing w:line="276" w:lineRule="auto"/>
+              <w:rPr>
+                <w:rFonts w:ascii="Times New Roman" w:eastAsia="Times New Roman" w:hAnsi="Times New Roman" w:cs="Times New Roman"/>
+                <w:sz w:val="24"/>
+                <w:szCs w:val="24"/>
+                <w:lang w:val="en-US"/>
+              </w:rPr>
+            </w:pPr>
+            <w:r>
+              <w:rPr>
+                <w:rFonts w:ascii="Times New Roman" w:eastAsia="Times New Roman" w:hAnsi="Times New Roman" w:cs="Times New Roman"/>
+                <w:sz w:val="24"/>
+                <w:szCs w:val="24"/>
+                <w:lang w:val="en-US"/>
+              </w:rPr>
+              <w:t>B4</w:t>
+            </w:r>
+          </w:p>
+          <w:p>
+            <w:pPr>
+              <w:pBdr>
+                <w:top w:val="nil"/>
+                <w:left w:val="nil"/>
+                <w:bottom w:val="nil"/>
+                <w:right w:val="nil"/>
+                <w:between w:val="nil"/>
+              </w:pBdr>
+              <w:spacing w:line="276" w:lineRule="auto"/>
+              <w:rPr>
+                <w:rFonts w:ascii="Times New Roman" w:eastAsia="Times New Roman" w:hAnsi="Times New Roman" w:cs="Times New Roman"/>
+                <w:sz w:val="24"/>
+                <w:szCs w:val="24"/>
+                <w:lang w:val="en-US"/>
+              </w:rPr>
+            </w:pPr>
+            <w:r>
+              <w:rPr>
+                <w:rFonts w:ascii="Times New Roman" w:eastAsia="Times New Roman" w:hAnsi="Times New Roman" w:cs="Times New Roman"/>
+                <w:sz w:val="24"/>
+                <w:szCs w:val="24"/>
+                <w:lang w:val="en-US"/>
+              </w:rPr>
+              <w:t xml:space="preserve">3 + 5 + 5 + 8 = 21 SP </w:t>
+            </w:r>
           </w:p>
         </w:tc>
       </w:tr>
@@ -4456,6 +4553,14 @@
                 <w:szCs w:val="24"/>
               </w:rPr>
             </w:pPr>
+            <w:r>
+              <w:rPr>
+                <w:rFonts w:ascii="Times New Roman" w:eastAsia="Times New Roman" w:hAnsi="Times New Roman" w:cs="Times New Roman"/>
+                <w:sz w:val="24"/>
+                <w:szCs w:val="24"/>
+              </w:rPr>
+              <w:t>Giúp nhân viên thu gom đăng nhập an toàn, tiếp nhận thông báo và tra cứu chi tiết lộ trình cùng vị trí các thùng rác cần thu gom trên bản đồ ứng dụng di động</w:t>
+            </w:r>
           </w:p>
         </w:tc>
       </w:tr>
@@ -4683,8 +4788,18 @@
                 <w:rFonts w:ascii="Times New Roman" w:eastAsia="Times New Roman" w:hAnsi="Times New Roman" w:cs="Times New Roman"/>
                 <w:sz w:val="24"/>
                 <w:szCs w:val="24"/>
-              </w:rPr>
-            </w:pPr>
+                <w:lang w:val="en-US"/>
+              </w:rPr>
+            </w:pPr>
+            <w:r>
+              <w:rPr>
+                <w:rFonts w:ascii="Times New Roman" w:eastAsia="Times New Roman" w:hAnsi="Times New Roman" w:cs="Times New Roman"/>
+                <w:sz w:val="24"/>
+                <w:szCs w:val="24"/>
+                <w:lang w:val="en-US"/>
+              </w:rPr>
+              <w:t>UI/UX</w:t>
+            </w:r>
           </w:p>
         </w:tc>
         <w:tc>
@@ -4711,8 +4826,18 @@
                 <w:rFonts w:ascii="Times New Roman" w:eastAsia="Times New Roman" w:hAnsi="Times New Roman" w:cs="Times New Roman"/>
                 <w:sz w:val="24"/>
                 <w:szCs w:val="24"/>
-              </w:rPr>
-            </w:pPr>
+                <w:lang w:val="en-US"/>
+              </w:rPr>
+            </w:pPr>
+            <w:r>
+              <w:rPr>
+                <w:rFonts w:ascii="Times New Roman" w:eastAsia="Times New Roman" w:hAnsi="Times New Roman" w:cs="Times New Roman"/>
+                <w:sz w:val="24"/>
+                <w:szCs w:val="24"/>
+                <w:lang w:val="en-US"/>
+              </w:rPr>
+              <w:t>Thiết kế giao diện</w:t>
+            </w:r>
           </w:p>
         </w:tc>
         <w:tc>
@@ -4739,8 +4864,18 @@
                 <w:rFonts w:ascii="Times New Roman" w:eastAsia="Times New Roman" w:hAnsi="Times New Roman" w:cs="Times New Roman"/>
                 <w:sz w:val="24"/>
                 <w:szCs w:val="24"/>
-              </w:rPr>
-            </w:pPr>
+                <w:lang w:val="en-US"/>
+              </w:rPr>
+            </w:pPr>
+            <w:r>
+              <w:rPr>
+                <w:rFonts w:ascii="Times New Roman" w:eastAsia="Times New Roman" w:hAnsi="Times New Roman" w:cs="Times New Roman"/>
+                <w:sz w:val="24"/>
+                <w:szCs w:val="24"/>
+                <w:lang w:val="en-US"/>
+              </w:rPr>
+              <w:t xml:space="preserve">6 </w:t>
+            </w:r>
           </w:p>
         </w:tc>
       </w:tr>
@@ -4772,8 +4907,18 @@
                 <w:rFonts w:ascii="Times New Roman" w:eastAsia="Times New Roman" w:hAnsi="Times New Roman" w:cs="Times New Roman"/>
                 <w:sz w:val="24"/>
                 <w:szCs w:val="24"/>
-              </w:rPr>
-            </w:pPr>
+                <w:lang w:val="en-US"/>
+              </w:rPr>
+            </w:pPr>
+            <w:r>
+              <w:rPr>
+                <w:rFonts w:ascii="Times New Roman" w:eastAsia="Times New Roman" w:hAnsi="Times New Roman" w:cs="Times New Roman"/>
+                <w:sz w:val="24"/>
+                <w:szCs w:val="24"/>
+                <w:lang w:val="en-US"/>
+              </w:rPr>
+              <w:t>Development</w:t>
+            </w:r>
           </w:p>
         </w:tc>
         <w:tc>
@@ -4800,8 +4945,27 @@
                 <w:rFonts w:ascii="Times New Roman" w:eastAsia="Times New Roman" w:hAnsi="Times New Roman" w:cs="Times New Roman"/>
                 <w:sz w:val="24"/>
                 <w:szCs w:val="24"/>
-              </w:rPr>
-            </w:pPr>
+                <w:lang w:val="en-US"/>
+              </w:rPr>
+            </w:pPr>
+            <w:r>
+              <w:rPr>
+                <w:rFonts w:ascii="Times New Roman" w:eastAsia="Times New Roman" w:hAnsi="Times New Roman" w:cs="Times New Roman"/>
+                <w:sz w:val="24"/>
+                <w:szCs w:val="24"/>
+                <w:lang w:val="en-US"/>
+              </w:rPr>
+              <w:t>Lập trình API &amp; logic kiểm tra quyền tr</w:t>
+            </w:r>
+            <w:r>
+              <w:rPr>
+                <w:rFonts w:ascii="Times New Roman" w:eastAsia="Times New Roman" w:hAnsi="Times New Roman" w:cs="Times New Roman"/>
+                <w:sz w:val="24"/>
+                <w:szCs w:val="24"/>
+                <w:lang w:val="en-US"/>
+              </w:rPr>
+              <w:t>uy cập</w:t>
+            </w:r>
           </w:p>
         </w:tc>
         <w:tc>
@@ -4828,8 +4992,18 @@
                 <w:rFonts w:ascii="Times New Roman" w:eastAsia="Times New Roman" w:hAnsi="Times New Roman" w:cs="Times New Roman"/>
                 <w:sz w:val="24"/>
                 <w:szCs w:val="24"/>
-              </w:rPr>
-            </w:pPr>
+                <w:lang w:val="en-US"/>
+              </w:rPr>
+            </w:pPr>
+            <w:r>
+              <w:rPr>
+                <w:rFonts w:ascii="Times New Roman" w:eastAsia="Times New Roman" w:hAnsi="Times New Roman" w:cs="Times New Roman"/>
+                <w:sz w:val="24"/>
+                <w:szCs w:val="24"/>
+                <w:lang w:val="en-US"/>
+              </w:rPr>
+              <w:t xml:space="preserve">10 </w:t>
+            </w:r>
           </w:p>
         </w:tc>
       </w:tr>
@@ -4861,8 +5035,18 @@
                 <w:rFonts w:ascii="Times New Roman" w:eastAsia="Times New Roman" w:hAnsi="Times New Roman" w:cs="Times New Roman"/>
                 <w:sz w:val="24"/>
                 <w:szCs w:val="24"/>
-              </w:rPr>
-            </w:pPr>
+                <w:lang w:val="en-US"/>
+              </w:rPr>
+            </w:pPr>
+            <w:r>
+              <w:rPr>
+                <w:rFonts w:ascii="Times New Roman" w:eastAsia="Times New Roman" w:hAnsi="Times New Roman" w:cs="Times New Roman"/>
+                <w:sz w:val="24"/>
+                <w:szCs w:val="24"/>
+                <w:lang w:val="en-US"/>
+              </w:rPr>
+              <w:t>Testing</w:t>
+            </w:r>
           </w:p>
         </w:tc>
         <w:tc>
@@ -4889,8 +5073,18 @@
                 <w:rFonts w:ascii="Times New Roman" w:eastAsia="Times New Roman" w:hAnsi="Times New Roman" w:cs="Times New Roman"/>
                 <w:sz w:val="24"/>
                 <w:szCs w:val="24"/>
-              </w:rPr>
-            </w:pPr>
+                <w:lang w:val="en-US"/>
+              </w:rPr>
+            </w:pPr>
+            <w:r>
+              <w:rPr>
+                <w:rFonts w:ascii="Times New Roman" w:eastAsia="Times New Roman" w:hAnsi="Times New Roman" w:cs="Times New Roman"/>
+                <w:sz w:val="24"/>
+                <w:szCs w:val="24"/>
+                <w:lang w:val="en-US"/>
+              </w:rPr>
+              <w:t>Viết test case và kiểm thử chức năng xem lộ trình</w:t>
+            </w:r>
           </w:p>
         </w:tc>
         <w:tc>
@@ -4917,8 +5111,18 @@
                 <w:rFonts w:ascii="Times New Roman" w:eastAsia="Times New Roman" w:hAnsi="Times New Roman" w:cs="Times New Roman"/>
                 <w:sz w:val="24"/>
                 <w:szCs w:val="24"/>
-              </w:rPr>
-            </w:pPr>
+                <w:lang w:val="en-US"/>
+              </w:rPr>
+            </w:pPr>
+            <w:r>
+              <w:rPr>
+                <w:rFonts w:ascii="Times New Roman" w:eastAsia="Times New Roman" w:hAnsi="Times New Roman" w:cs="Times New Roman"/>
+                <w:sz w:val="24"/>
+                <w:szCs w:val="24"/>
+                <w:lang w:val="en-US"/>
+              </w:rPr>
+              <w:t>6</w:t>
+            </w:r>
           </w:p>
         </w:tc>
       </w:tr>
@@ -5017,8 +5221,18 @@
                 <w:rFonts w:ascii="Times New Roman" w:eastAsia="Times New Roman" w:hAnsi="Times New Roman" w:cs="Times New Roman"/>
                 <w:sz w:val="24"/>
                 <w:szCs w:val="24"/>
-              </w:rPr>
-            </w:pPr>
+                <w:lang w:val="en-US"/>
+              </w:rPr>
+            </w:pPr>
+            <w:r>
+              <w:rPr>
+                <w:rFonts w:ascii="Times New Roman" w:eastAsia="Times New Roman" w:hAnsi="Times New Roman" w:cs="Times New Roman"/>
+                <w:sz w:val="24"/>
+                <w:szCs w:val="24"/>
+                <w:lang w:val="en-US"/>
+              </w:rPr>
+              <w:t>22</w:t>
+            </w:r>
           </w:p>
         </w:tc>
       </w:tr>
@@ -5066,6 +5280,7 @@
           <w:sz w:val="26"/>
           <w:szCs w:val="26"/>
         </w:rPr>
+        <w:lastRenderedPageBreak/>
         <w:t>3.9. Phân tích Burndown Chart</w:t>
       </w:r>
     </w:p>
@@ -5239,8 +5454,117 @@
                 <w:rFonts w:ascii="Times New Roman" w:eastAsia="Times New Roman" w:hAnsi="Times New Roman" w:cs="Times New Roman"/>
                 <w:sz w:val="24"/>
                 <w:szCs w:val="24"/>
-              </w:rPr>
-            </w:pPr>
+                <w:lang w:val="en-US"/>
+              </w:rPr>
+            </w:pPr>
+            <w:r>
+              <w:rPr>
+                <w:rFonts w:ascii="Times New Roman" w:eastAsia="Times New Roman" w:hAnsi="Times New Roman" w:cs="Times New Roman"/>
+                <w:sz w:val="24"/>
+                <w:szCs w:val="24"/>
+                <w:lang w:val="en-US"/>
+              </w:rPr>
+              <w:t>Lý tưởng: 15 SP</w:t>
+            </w:r>
+          </w:p>
+          <w:p>
+            <w:pPr>
+              <w:pBdr>
+                <w:top w:val="nil"/>
+                <w:left w:val="nil"/>
+                <w:bottom w:val="nil"/>
+                <w:right w:val="nil"/>
+                <w:between w:val="nil"/>
+              </w:pBdr>
+              <w:spacing w:line="276" w:lineRule="auto"/>
+              <w:rPr>
+                <w:rFonts w:ascii="Times New Roman" w:eastAsia="Times New Roman" w:hAnsi="Times New Roman" w:cs="Times New Roman"/>
+                <w:sz w:val="24"/>
+                <w:szCs w:val="24"/>
+                <w:lang w:val="en-US"/>
+              </w:rPr>
+            </w:pPr>
+            <w:r>
+              <w:rPr>
+                <w:rFonts w:ascii="Times New Roman" w:eastAsia="Times New Roman" w:hAnsi="Times New Roman" w:cs="Times New Roman"/>
+                <w:sz w:val="24"/>
+                <w:szCs w:val="24"/>
+                <w:lang w:val="en-US"/>
+              </w:rPr>
+              <w:t>Thực tế: 22 SP</w:t>
+            </w:r>
+          </w:p>
+          <w:p>
+            <w:pPr>
+              <w:pBdr>
+                <w:top w:val="nil"/>
+                <w:left w:val="nil"/>
+                <w:bottom w:val="nil"/>
+                <w:right w:val="nil"/>
+                <w:between w:val="nil"/>
+              </w:pBdr>
+              <w:spacing w:line="276" w:lineRule="auto"/>
+              <w:rPr>
+                <w:rFonts w:ascii="Times New Roman" w:eastAsia="Times New Roman" w:hAnsi="Times New Roman" w:cs="Times New Roman"/>
+                <w:sz w:val="24"/>
+                <w:szCs w:val="24"/>
+                <w:lang w:val="en-US"/>
+              </w:rPr>
+            </w:pPr>
+            <w:r>
+              <w:rPr>
+                <w:rFonts w:ascii="Times New Roman" w:eastAsia="Times New Roman" w:hAnsi="Times New Roman" w:cs="Times New Roman"/>
+                <w:sz w:val="24"/>
+                <w:szCs w:val="24"/>
+                <w:lang w:val="en-US"/>
+              </w:rPr>
+              <w:t>Chênh lệch 7 SP</w:t>
+            </w:r>
+          </w:p>
+          <w:p>
+            <w:pPr>
+              <w:pBdr>
+                <w:top w:val="nil"/>
+                <w:left w:val="nil"/>
+                <w:bottom w:val="nil"/>
+                <w:right w:val="nil"/>
+                <w:between w:val="nil"/>
+              </w:pBdr>
+              <w:spacing w:line="276" w:lineRule="auto"/>
+              <w:rPr>
+                <w:rFonts w:ascii="Times New Roman" w:eastAsia="Times New Roman" w:hAnsi="Times New Roman" w:cs="Times New Roman"/>
+                <w:sz w:val="24"/>
+                <w:szCs w:val="24"/>
+                <w:lang w:val="en-US"/>
+              </w:rPr>
+            </w:pPr>
+            <w:r>
+              <w:rPr>
+                <w:rFonts w:ascii="Times New Roman" w:eastAsia="Times New Roman" w:hAnsi="Times New Roman" w:cs="Times New Roman"/>
+                <w:sz w:val="24"/>
+                <w:szCs w:val="24"/>
+                <w:lang w:val="en-US"/>
+              </w:rPr>
+              <w:t xml:space="preserve">Đội đang bị chậm </w:t>
+            </w:r>
+            <w:r>
+              <w:rPr>
+                <w:rFonts w:ascii="Times New Roman" w:eastAsia="Times New Roman" w:hAnsi="Times New Roman" w:cs="Times New Roman"/>
+                <w:sz w:val="24"/>
+                <w:szCs w:val="24"/>
+                <w:lang w:val="en-US"/>
+              </w:rPr>
+              <w:t>ti</w:t>
+            </w:r>
+            <w:r>
+              <w:rPr>
+                <w:rFonts w:ascii="Times New Roman" w:eastAsia="Times New Roman" w:hAnsi="Times New Roman" w:cs="Times New Roman"/>
+                <w:sz w:val="24"/>
+                <w:szCs w:val="24"/>
+                <w:lang w:val="en-US"/>
+              </w:rPr>
+              <w:t>ến độ so với kế hoạch</w:t>
+            </w:r>
           </w:p>
         </w:tc>
       </w:tr>
@@ -5279,7 +5603,6 @@
                 <w:sz w:val="24"/>
                 <w:szCs w:val="24"/>
               </w:rPr>
-              <w:lastRenderedPageBreak/>
               <w:t>Dấu hiệu bất thường và rủi ro</w:t>
             </w:r>
           </w:p>
@@ -5308,8 +5631,70 @@
                 <w:rFonts w:ascii="Times New Roman" w:eastAsia="Times New Roman" w:hAnsi="Times New Roman" w:cs="Times New Roman"/>
                 <w:sz w:val="24"/>
                 <w:szCs w:val="24"/>
-              </w:rPr>
-            </w:pPr>
+                <w:lang w:val="en-US"/>
+              </w:rPr>
+            </w:pPr>
+            <w:r>
+              <w:rPr>
+                <w:rFonts w:ascii="Times New Roman" w:eastAsia="Times New Roman" w:hAnsi="Times New Roman" w:cs="Times New Roman"/>
+                <w:sz w:val="24"/>
+                <w:szCs w:val="24"/>
+              </w:rPr>
+              <w:t>Từ ngày 8 đến 10</w:t>
+            </w:r>
+            <w:r>
+              <w:rPr>
+                <w:rFonts w:ascii="Times New Roman" w:eastAsia="Times New Roman" w:hAnsi="Times New Roman" w:cs="Times New Roman"/>
+                <w:sz w:val="24"/>
+                <w:szCs w:val="24"/>
+              </w:rPr>
+              <w:t>, biểu đồ giảm dốc đứng bất thường từ 15SP tụt thẳng về 0SP</w:t>
+            </w:r>
+          </w:p>
+          <w:p>
+            <w:pPr>
+              <w:pBdr>
+                <w:top w:val="nil"/>
+                <w:left w:val="nil"/>
+                <w:bottom w:val="nil"/>
+                <w:right w:val="nil"/>
+                <w:between w:val="nil"/>
+              </w:pBdr>
+              <w:spacing w:line="276" w:lineRule="auto"/>
+              <w:rPr>
+                <w:rFonts w:ascii="Times New Roman" w:eastAsia="Times New Roman" w:hAnsi="Times New Roman" w:cs="Times New Roman"/>
+                <w:sz w:val="24"/>
+                <w:szCs w:val="24"/>
+                <w:lang w:val="en-US"/>
+              </w:rPr>
+            </w:pPr>
+            <w:r>
+              <w:rPr>
+                <w:rFonts w:ascii="Times New Roman" w:eastAsia="Times New Roman" w:hAnsi="Times New Roman" w:cs="Times New Roman"/>
+                <w:sz w:val="24"/>
+                <w:szCs w:val="24"/>
+                <w:lang w:val="en-US"/>
+              </w:rPr>
+              <w:t xml:space="preserve">Đội ngũ </w:t>
+            </w:r>
+            <w:r>
+              <w:rPr>
+                <w:rFonts w:ascii="Times New Roman" w:eastAsia="Times New Roman" w:hAnsi="Times New Roman" w:cs="Times New Roman"/>
+                <w:sz w:val="24"/>
+                <w:szCs w:val="24"/>
+                <w:lang w:val="en-US"/>
+              </w:rPr>
+              <w:t>bị dồn vi</w:t>
+            </w:r>
+            <w:r>
+              <w:rPr>
+                <w:rFonts w:ascii="Times New Roman" w:eastAsia="Times New Roman" w:hAnsi="Times New Roman" w:cs="Times New Roman"/>
+                <w:sz w:val="24"/>
+                <w:szCs w:val="24"/>
+                <w:lang w:val="en-US"/>
+              </w:rPr>
+              <w:t>ệc</w:t>
+            </w:r>
           </w:p>
         </w:tc>
       </w:tr>
@@ -5579,8 +5964,18 @@
                 <w:rFonts w:ascii="Times New Roman" w:eastAsia="Times New Roman" w:hAnsi="Times New Roman" w:cs="Times New Roman"/>
                 <w:sz w:val="24"/>
                 <w:szCs w:val="24"/>
-              </w:rPr>
-            </w:pPr>
+                <w:lang w:val="en-US"/>
+              </w:rPr>
+            </w:pPr>
+            <w:r>
+              <w:rPr>
+                <w:rFonts w:ascii="Times New Roman" w:eastAsia="Times New Roman" w:hAnsi="Times New Roman" w:cs="Times New Roman"/>
+                <w:sz w:val="24"/>
+                <w:szCs w:val="24"/>
+                <w:lang w:val="en-US"/>
+              </w:rPr>
+              <w:t>Stakehoders</w:t>
+            </w:r>
           </w:p>
         </w:tc>
         <w:tc>
@@ -5607,8 +6002,18 @@
                 <w:rFonts w:ascii="Times New Roman" w:eastAsia="Times New Roman" w:hAnsi="Times New Roman" w:cs="Times New Roman"/>
                 <w:sz w:val="24"/>
                 <w:szCs w:val="24"/>
-              </w:rPr>
-            </w:pPr>
+                <w:lang w:val="en-US"/>
+              </w:rPr>
+            </w:pPr>
+            <w:r>
+              <w:rPr>
+                <w:rFonts w:ascii="Times New Roman" w:eastAsia="Times New Roman" w:hAnsi="Times New Roman" w:cs="Times New Roman"/>
+                <w:sz w:val="24"/>
+                <w:szCs w:val="24"/>
+                <w:lang w:val="en-US"/>
+              </w:rPr>
+              <w:t>Product Owner</w:t>
+            </w:r>
           </w:p>
         </w:tc>
         <w:tc>
@@ -5635,8 +6040,27 @@
                 <w:rFonts w:ascii="Times New Roman" w:eastAsia="Times New Roman" w:hAnsi="Times New Roman" w:cs="Times New Roman"/>
                 <w:sz w:val="24"/>
                 <w:szCs w:val="24"/>
-              </w:rPr>
-            </w:pPr>
+                <w:lang w:val="en-US"/>
+              </w:rPr>
+            </w:pPr>
+            <w:r>
+              <w:rPr>
+                <w:rFonts w:ascii="Times New Roman" w:eastAsia="Times New Roman" w:hAnsi="Times New Roman" w:cs="Times New Roman"/>
+                <w:sz w:val="24"/>
+                <w:szCs w:val="24"/>
+                <w:lang w:val="en-US"/>
+              </w:rPr>
+              <w:t>Develop</w:t>
+            </w:r>
+            <w:r>
+              <w:rPr>
+                <w:rFonts w:ascii="Times New Roman" w:eastAsia="Times New Roman" w:hAnsi="Times New Roman" w:cs="Times New Roman"/>
+                <w:sz w:val="24"/>
+                <w:szCs w:val="24"/>
+                <w:lang w:val="en-US"/>
+              </w:rPr>
+              <w:t>ers</w:t>
+            </w:r>
           </w:p>
         </w:tc>
         <w:tc>
@@ -5663,8 +6087,18 @@
                 <w:rFonts w:ascii="Times New Roman" w:eastAsia="Times New Roman" w:hAnsi="Times New Roman" w:cs="Times New Roman"/>
                 <w:sz w:val="24"/>
                 <w:szCs w:val="24"/>
-              </w:rPr>
-            </w:pPr>
+                <w:lang w:val="en-US"/>
+              </w:rPr>
+            </w:pPr>
+            <w:r>
+              <w:rPr>
+                <w:rFonts w:ascii="Times New Roman" w:eastAsia="Times New Roman" w:hAnsi="Times New Roman" w:cs="Times New Roman"/>
+                <w:sz w:val="24"/>
+                <w:szCs w:val="24"/>
+                <w:lang w:val="en-US"/>
+              </w:rPr>
+              <w:t>Scrum Master</w:t>
+            </w:r>
           </w:p>
         </w:tc>
       </w:tr>
@@ -5780,6 +6214,14 @@
                 <w:szCs w:val="24"/>
               </w:rPr>
             </w:pPr>
+            <w:r>
+              <w:rPr>
+                <w:rFonts w:ascii="Times New Roman" w:eastAsia="Times New Roman" w:hAnsi="Times New Roman" w:cs="Times New Roman"/>
+                <w:sz w:val="24"/>
+                <w:szCs w:val="24"/>
+              </w:rPr>
+              <w:t>PO lắng nghe, ghi nhận ý kiến, chịu trách nhiệm</w:t>
+            </w:r>
           </w:p>
         </w:tc>
       </w:tr>
